--- a/CHUWI Hi10 go/CHUWI Hi10 go.docx
+++ b/CHUWI Hi10 go/CHUWI Hi10 go.docx
@@ -8,7 +8,7 @@
         <w:pStyle w:val="Title"/>
         <w:rPr/>
       </w:pPr>
-      <w:bookmarkStart w:colFirst="0" w:colLast="0" w:name="_ek1n73d6l391" w:id="0"/>
+      <w:bookmarkStart w:colFirst="0" w:colLast="0" w:name="_fo6nfg6td5ry" w:id="0"/>
       <w:bookmarkEnd w:id="0"/>
       <w:r>
         <w:rPr>
@@ -22,14 +22,19 @@
         <w:pStyle w:val="Heading1"/>
         <w:rPr/>
       </w:pPr>
-      <w:bookmarkStart w:colFirst="0" w:colLast="0" w:name="_chl3llbudq8" w:id="1"/>
+      <w:bookmarkStart w:colFirst="0" w:colLast="0" w:name="_et6gbwsbayvs" w:id="1"/>
       <w:bookmarkEnd w:id="1"/>
       <w:r>
         <w:rPr>
-          <w:rFonts w:ascii="Arial Unicode MS" w:cs="Arial Unicode MS" w:eastAsia="Arial Unicode MS" w:hAnsi="Arial Unicode MS"/>
+          <w:rFonts w:ascii="Arimo" w:cs="Arimo" w:eastAsia="Arimo" w:hAnsi="Arimo"/>
           <w:rtl w:val="0"/>
         </w:rPr>
         <w:t xml:space="preserve">購入</w:t>
+      </w:r>
+      <w:r>
+        <w:rPr>
+          <w:rtl w:val="0"/>
+        </w:rPr>
       </w:r>
     </w:p>
     <w:p>
@@ -42,12 +47,12 @@
           <wp:inline distB="114300" distT="114300" distL="114300" distR="114300">
             <wp:extent cx="6105600" cy="3987800"/>
             <wp:effectExtent b="0" l="0" r="0" t="0"/>
-            <wp:docPr id="3" name="image5.png"/>
+            <wp:docPr id="1" name="image1.png"/>
             <a:graphic>
               <a:graphicData uri="http://schemas.openxmlformats.org/drawingml/2006/picture">
                 <pic:pic>
                   <pic:nvPicPr>
-                    <pic:cNvPr id="0" name="image5.png"/>
+                    <pic:cNvPr id="0" name="image1.png"/>
                     <pic:cNvPicPr preferRelativeResize="0"/>
                   </pic:nvPicPr>
                   <pic:blipFill>
@@ -82,14 +87,19 @@
         <w:pStyle w:val="Heading1"/>
         <w:rPr/>
       </w:pPr>
-      <w:bookmarkStart w:colFirst="0" w:colLast="0" w:name="_a799hgh6o99" w:id="2"/>
+      <w:bookmarkStart w:colFirst="0" w:colLast="0" w:name="_6w5fmm8zosqi" w:id="2"/>
       <w:bookmarkEnd w:id="2"/>
       <w:r>
         <w:rPr>
-          <w:rFonts w:ascii="Arial Unicode MS" w:cs="Arial Unicode MS" w:eastAsia="Arial Unicode MS" w:hAnsi="Arial Unicode MS"/>
+          <w:rFonts w:ascii="Arimo" w:cs="Arimo" w:eastAsia="Arimo" w:hAnsi="Arimo"/>
           <w:rtl w:val="0"/>
         </w:rPr>
         <w:t xml:space="preserve">仕様</w:t>
+      </w:r>
+      <w:r>
+        <w:rPr>
+          <w:rtl w:val="0"/>
+        </w:rPr>
       </w:r>
     </w:p>
     <w:p>
@@ -154,10 +164,15 @@
             </w:pPr>
             <w:r>
               <w:rPr>
-                <w:rFonts w:ascii="Arial Unicode MS" w:cs="Arial Unicode MS" w:eastAsia="Arial Unicode MS" w:hAnsi="Arial Unicode MS"/>
+                <w:rFonts w:ascii="Arimo" w:cs="Arimo" w:eastAsia="Arimo" w:hAnsi="Arimo"/>
                 <w:rtl w:val="0"/>
               </w:rPr>
               <w:t xml:space="preserve">プロセッサ</w:t>
+            </w:r>
+            <w:r>
+              <w:rPr>
+                <w:rtl w:val="0"/>
+              </w:rPr>
             </w:r>
           </w:p>
         </w:tc>
@@ -347,11 +362,16 @@
             </w:pPr>
             <w:r>
               <w:rPr>
-                <w:rFonts w:ascii="Arial Unicode MS" w:cs="Arial Unicode MS" w:eastAsia="Arial Unicode MS" w:hAnsi="Arial Unicode MS"/>
+                <w:rFonts w:ascii="Arimo" w:cs="Arimo" w:eastAsia="Arimo" w:hAnsi="Arimo"/>
                 <w:rtl w:val="0"/>
               </w:rPr>
               <w:t xml:space="preserve">ストレージ</w:t>
             </w:r>
+            <w:r>
+              <w:rPr>
+                <w:rtl w:val="0"/>
+              </w:rPr>
+            </w:r>
           </w:p>
         </w:tc>
         <w:tc>
@@ -377,10 +397,15 @@
             </w:pPr>
             <w:r>
               <w:rPr>
-                <w:rFonts w:ascii="Arial Unicode MS" w:cs="Arial Unicode MS" w:eastAsia="Arial Unicode MS" w:hAnsi="Arial Unicode MS"/>
+                <w:rFonts w:ascii="Arimo" w:cs="Arimo" w:eastAsia="Arimo" w:hAnsi="Arimo"/>
                 <w:rtl w:val="0"/>
               </w:rPr>
               <w:t xml:space="preserve">LPDDR4 6GB LPDDR4 +128GB（最大512GB拡張）</w:t>
+            </w:r>
+            <w:r>
+              <w:rPr>
+                <w:rtl w:val="0"/>
+              </w:rPr>
             </w:r>
           </w:p>
         </w:tc>
@@ -413,11 +438,16 @@
             </w:pPr>
             <w:r>
               <w:rPr>
-                <w:rFonts w:ascii="Arial Unicode MS" w:cs="Arial Unicode MS" w:eastAsia="Arial Unicode MS" w:hAnsi="Arial Unicode MS"/>
+                <w:rFonts w:ascii="Arimo" w:cs="Arimo" w:eastAsia="Arimo" w:hAnsi="Arimo"/>
                 <w:rtl w:val="0"/>
               </w:rPr>
               <w:t xml:space="preserve">ディスプレイ</w:t>
             </w:r>
+            <w:r>
+              <w:rPr>
+                <w:rtl w:val="0"/>
+              </w:rPr>
+            </w:r>
           </w:p>
         </w:tc>
         <w:tc>
@@ -443,10 +473,15 @@
             </w:pPr>
             <w:r>
               <w:rPr>
-                <w:rFonts w:ascii="Arial Unicode MS" w:cs="Arial Unicode MS" w:eastAsia="Arial Unicode MS" w:hAnsi="Arial Unicode MS"/>
+                <w:rFonts w:ascii="Arimo" w:cs="Arimo" w:eastAsia="Arimo" w:hAnsi="Arimo"/>
                 <w:rtl w:val="0"/>
               </w:rPr>
               <w:t xml:space="preserve">10.1インチ 1920×1200 IPS液晶（16：10 ）</w:t>
+            </w:r>
+            <w:r>
+              <w:rPr>
+                <w:rtl w:val="0"/>
+              </w:rPr>
             </w:r>
           </w:p>
         </w:tc>
@@ -479,11 +514,16 @@
             </w:pPr>
             <w:r>
               <w:rPr>
-                <w:rFonts w:ascii="Arial Unicode MS" w:cs="Arial Unicode MS" w:eastAsia="Arial Unicode MS" w:hAnsi="Arial Unicode MS"/>
+                <w:rFonts w:ascii="Arimo" w:cs="Arimo" w:eastAsia="Arimo" w:hAnsi="Arimo"/>
                 <w:rtl w:val="0"/>
               </w:rPr>
               <w:t xml:space="preserve">画面サイズ</w:t>
             </w:r>
+            <w:r>
+              <w:rPr>
+                <w:rtl w:val="0"/>
+              </w:rPr>
+            </w:r>
           </w:p>
         </w:tc>
         <w:tc>
@@ -509,10 +549,15 @@
             </w:pPr>
             <w:r>
               <w:rPr>
-                <w:rFonts w:ascii="Arial Unicode MS" w:cs="Arial Unicode MS" w:eastAsia="Arial Unicode MS" w:hAnsi="Arial Unicode MS"/>
+                <w:rFonts w:ascii="Arimo" w:cs="Arimo" w:eastAsia="Arimo" w:hAnsi="Arimo"/>
                 <w:rtl w:val="0"/>
               </w:rPr>
               <w:t xml:space="preserve">141.6mm * 227.41mm * 1.85mm（H）mm（長さ*幅*厚さmm）</w:t>
+            </w:r>
+            <w:r>
+              <w:rPr>
+                <w:rtl w:val="0"/>
+              </w:rPr>
             </w:r>
           </w:p>
         </w:tc>
@@ -545,11 +590,16 @@
             </w:pPr>
             <w:r>
               <w:rPr>
-                <w:rFonts w:ascii="Arial Unicode MS" w:cs="Arial Unicode MS" w:eastAsia="Arial Unicode MS" w:hAnsi="Arial Unicode MS"/>
+                <w:rFonts w:ascii="Arimo" w:cs="Arimo" w:eastAsia="Arimo" w:hAnsi="Arimo"/>
                 <w:rtl w:val="0"/>
               </w:rPr>
               <w:t xml:space="preserve">タッチパネル</w:t>
             </w:r>
+            <w:r>
+              <w:rPr>
+                <w:rtl w:val="0"/>
+              </w:rPr>
+            </w:r>
           </w:p>
         </w:tc>
         <w:tc>
@@ -575,10 +625,15 @@
             </w:pPr>
             <w:r>
               <w:rPr>
-                <w:rFonts w:ascii="Arial Unicode MS" w:cs="Arial Unicode MS" w:eastAsia="Arial Unicode MS" w:hAnsi="Arial Unicode MS"/>
+                <w:rFonts w:ascii="Arimo" w:cs="Arimo" w:eastAsia="Arimo" w:hAnsi="Arimo"/>
                 <w:rtl w:val="0"/>
               </w:rPr>
               <w:t xml:space="preserve">10点マルチタッチスクリーン</w:t>
+            </w:r>
+            <w:r>
+              <w:rPr>
+                <w:rtl w:val="0"/>
+              </w:rPr>
             </w:r>
           </w:p>
         </w:tc>
@@ -647,10 +702,15 @@
             </w:pPr>
             <w:r>
               <w:rPr>
-                <w:rFonts w:ascii="Arial Unicode MS" w:cs="Arial Unicode MS" w:eastAsia="Arial Unicode MS" w:hAnsi="Arial Unicode MS"/>
+                <w:rFonts w:ascii="Arimo" w:cs="Arimo" w:eastAsia="Arimo" w:hAnsi="Arimo"/>
                 <w:rtl w:val="0"/>
               </w:rPr>
               <w:t xml:space="preserve">無線LAN</w:t>
+            </w:r>
+            <w:r>
+              <w:rPr>
+                <w:rtl w:val="0"/>
+              </w:rPr>
             </w:r>
           </w:p>
         </w:tc>
@@ -712,11 +772,16 @@
             </w:pPr>
             <w:r>
               <w:rPr>
-                <w:rFonts w:ascii="Arial Unicode MS" w:cs="Arial Unicode MS" w:eastAsia="Arial Unicode MS" w:hAnsi="Arial Unicode MS"/>
+                <w:rFonts w:ascii="Arimo" w:cs="Arimo" w:eastAsia="Arimo" w:hAnsi="Arimo"/>
                 <w:rtl w:val="0"/>
               </w:rPr>
               <w:t xml:space="preserve">カメラ</w:t>
             </w:r>
+            <w:r>
+              <w:rPr>
+                <w:rtl w:val="0"/>
+              </w:rPr>
+            </w:r>
           </w:p>
         </w:tc>
         <w:tc>
@@ -742,10 +807,15 @@
             </w:pPr>
             <w:r>
               <w:rPr>
-                <w:rFonts w:ascii="Arial Unicode MS" w:cs="Arial Unicode MS" w:eastAsia="Arial Unicode MS" w:hAnsi="Arial Unicode MS"/>
+                <w:rFonts w:ascii="Arimo" w:cs="Arimo" w:eastAsia="Arimo" w:hAnsi="Arimo"/>
                 <w:rtl w:val="0"/>
               </w:rPr>
               <w:t xml:space="preserve">5.0MPリアカメラと2.0MPフロントカメラ</w:t>
+            </w:r>
+            <w:r>
+              <w:rPr>
+                <w:rtl w:val="0"/>
+              </w:rPr>
             </w:r>
           </w:p>
         </w:tc>
@@ -807,10 +877,15 @@
             </w:pPr>
             <w:r>
               <w:rPr>
-                <w:rFonts w:ascii="Arial Unicode MS" w:cs="Arial Unicode MS" w:eastAsia="Arial Unicode MS" w:hAnsi="Arial Unicode MS"/>
+                <w:rFonts w:ascii="Arimo" w:cs="Arimo" w:eastAsia="Arimo" w:hAnsi="Arimo"/>
                 <w:rtl w:val="0"/>
               </w:rPr>
               <w:t xml:space="preserve">ステレオミニジャック</w:t>
+            </w:r>
+            <w:r>
+              <w:rPr>
+                <w:rtl w:val="0"/>
+              </w:rPr>
             </w:r>
           </w:p>
         </w:tc>
@@ -884,10 +959,15 @@
             </w:pPr>
             <w:r>
               <w:rPr>
-                <w:rFonts w:ascii="Arial Unicode MS" w:cs="Arial Unicode MS" w:eastAsia="Arial Unicode MS" w:hAnsi="Arial Unicode MS"/>
+                <w:rFonts w:ascii="Arimo" w:cs="Arimo" w:eastAsia="Arimo" w:hAnsi="Arimo"/>
                 <w:rtl w:val="0"/>
               </w:rPr>
               <w:t xml:space="preserve">Type-Cフル機能（USB3.0 ヘッドフォンジャック）、USB2.0充電ポートUSB3.0、キーボードインターフェース、HALLインターフェース</w:t>
+            </w:r>
+            <w:r>
+              <w:rPr>
+                <w:rtl w:val="0"/>
+              </w:rPr>
             </w:r>
           </w:p>
         </w:tc>
@@ -920,10 +1000,15 @@
             </w:pPr>
             <w:r>
               <w:rPr>
-                <w:rFonts w:ascii="Arial Unicode MS" w:cs="Arial Unicode MS" w:eastAsia="Arial Unicode MS" w:hAnsi="Arial Unicode MS"/>
+                <w:rFonts w:ascii="Arimo" w:cs="Arimo" w:eastAsia="Arimo" w:hAnsi="Arimo"/>
                 <w:rtl w:val="0"/>
               </w:rPr>
               <w:t xml:space="preserve">バッテリー</w:t>
+            </w:r>
+            <w:r>
+              <w:rPr>
+                <w:rtl w:val="0"/>
+              </w:rPr>
             </w:r>
           </w:p>
         </w:tc>
@@ -985,10 +1070,15 @@
             </w:pPr>
             <w:r>
               <w:rPr>
-                <w:rFonts w:ascii="Arial Unicode MS" w:cs="Arial Unicode MS" w:eastAsia="Arial Unicode MS" w:hAnsi="Arial Unicode MS"/>
+                <w:rFonts w:ascii="Arimo" w:cs="Arimo" w:eastAsia="Arimo" w:hAnsi="Arimo"/>
                 <w:rtl w:val="0"/>
               </w:rPr>
               <w:t xml:space="preserve">電源</w:t>
+            </w:r>
+            <w:r>
+              <w:rPr>
+                <w:rtl w:val="0"/>
+              </w:rPr>
             </w:r>
           </w:p>
         </w:tc>
@@ -1050,11 +1140,16 @@
             </w:pPr>
             <w:r>
               <w:rPr>
-                <w:rFonts w:ascii="Arial Unicode MS" w:cs="Arial Unicode MS" w:eastAsia="Arial Unicode MS" w:hAnsi="Arial Unicode MS"/>
+                <w:rFonts w:ascii="Arimo" w:cs="Arimo" w:eastAsia="Arimo" w:hAnsi="Arimo"/>
                 <w:rtl w:val="0"/>
               </w:rPr>
               <w:t xml:space="preserve">保証期間</w:t>
             </w:r>
+            <w:r>
+              <w:rPr>
+                <w:rtl w:val="0"/>
+              </w:rPr>
+            </w:r>
           </w:p>
         </w:tc>
         <w:tc>
@@ -1080,10 +1175,15 @@
             </w:pPr>
             <w:r>
               <w:rPr>
-                <w:rFonts w:ascii="Arial Unicode MS" w:cs="Arial Unicode MS" w:eastAsia="Arial Unicode MS" w:hAnsi="Arial Unicode MS"/>
+                <w:rFonts w:ascii="Arimo" w:cs="Arimo" w:eastAsia="Arimo" w:hAnsi="Arimo"/>
                 <w:rtl w:val="0"/>
               </w:rPr>
               <w:t xml:space="preserve">購入日より1年間</w:t>
+            </w:r>
+            <w:r>
+              <w:rPr>
+                <w:rtl w:val="0"/>
+              </w:rPr>
             </w:r>
           </w:p>
         </w:tc>
@@ -1116,10 +1216,15 @@
             </w:pPr>
             <w:r>
               <w:rPr>
-                <w:rFonts w:ascii="Arial Unicode MS" w:cs="Arial Unicode MS" w:eastAsia="Arial Unicode MS" w:hAnsi="Arial Unicode MS"/>
+                <w:rFonts w:ascii="Arimo" w:cs="Arimo" w:eastAsia="Arimo" w:hAnsi="Arimo"/>
                 <w:rtl w:val="0"/>
               </w:rPr>
               <w:t xml:space="preserve">サイズ</w:t>
+            </w:r>
+            <w:r>
+              <w:rPr>
+                <w:rtl w:val="0"/>
+              </w:rPr>
             </w:r>
           </w:p>
         </w:tc>
@@ -1181,11 +1286,16 @@
             </w:pPr>
             <w:r>
               <w:rPr>
-                <w:rFonts w:ascii="Arial Unicode MS" w:cs="Arial Unicode MS" w:eastAsia="Arial Unicode MS" w:hAnsi="Arial Unicode MS"/>
+                <w:rFonts w:ascii="Arimo" w:cs="Arimo" w:eastAsia="Arimo" w:hAnsi="Arimo"/>
                 <w:rtl w:val="0"/>
               </w:rPr>
               <w:t xml:space="preserve">重量</w:t>
             </w:r>
+            <w:r>
+              <w:rPr>
+                <w:rtl w:val="0"/>
+              </w:rPr>
+            </w:r>
           </w:p>
         </w:tc>
         <w:tc>
@@ -1211,10 +1321,15 @@
             </w:pPr>
             <w:r>
               <w:rPr>
-                <w:rFonts w:ascii="Arial Unicode MS" w:cs="Arial Unicode MS" w:eastAsia="Arial Unicode MS" w:hAnsi="Arial Unicode MS"/>
+                <w:rFonts w:ascii="Arimo" w:cs="Arimo" w:eastAsia="Arimo" w:hAnsi="Arimo"/>
                 <w:rtl w:val="0"/>
               </w:rPr>
               <w:t xml:space="preserve">565g (キーボードは410g合計975g)</w:t>
+            </w:r>
+            <w:r>
+              <w:rPr>
+                <w:rtl w:val="0"/>
+              </w:rPr>
             </w:r>
           </w:p>
         </w:tc>
@@ -1225,22 +1340,27 @@
         <w:pStyle w:val="Heading1"/>
         <w:rPr/>
       </w:pPr>
-      <w:bookmarkStart w:colFirst="0" w:colLast="0" w:name="_7tbb0mpj5rgs" w:id="3"/>
+      <w:bookmarkStart w:colFirst="0" w:colLast="0" w:name="_1wc9jgyrcbrw" w:id="3"/>
       <w:bookmarkEnd w:id="3"/>
       <w:r>
         <w:rPr>
-          <w:rFonts w:ascii="Arial Unicode MS" w:cs="Arial Unicode MS" w:eastAsia="Arial Unicode MS" w:hAnsi="Arial Unicode MS"/>
+          <w:rFonts w:ascii="Arimo" w:cs="Arimo" w:eastAsia="Arimo" w:hAnsi="Arimo"/>
           <w:rtl w:val="0"/>
         </w:rPr>
         <w:t xml:space="preserve">バックアップ</w:t>
       </w:r>
+      <w:r>
+        <w:rPr>
+          <w:rtl w:val="0"/>
+        </w:rPr>
+      </w:r>
     </w:p>
     <w:p>
       <w:pPr>
         <w:pStyle w:val="Heading2"/>
         <w:rPr/>
       </w:pPr>
-      <w:bookmarkStart w:colFirst="0" w:colLast="0" w:name="_5eezwlh7zgup" w:id="4"/>
+      <w:bookmarkStart w:colFirst="0" w:colLast="0" w:name="_ghs2pikzk9uz" w:id="4"/>
       <w:bookmarkEnd w:id="4"/>
       <w:r>
         <w:rPr>
@@ -1255,57 +1375,77 @@
       </w:pPr>
       <w:r>
         <w:rPr>
-          <w:rFonts w:ascii="Arial Unicode MS" w:cs="Arial Unicode MS" w:eastAsia="Arial Unicode MS" w:hAnsi="Arial Unicode MS"/>
+          <w:rFonts w:ascii="Arimo" w:cs="Arimo" w:eastAsia="Arimo" w:hAnsi="Arimo"/>
           <w:rtl w:val="0"/>
         </w:rPr>
         <w:t xml:space="preserve">Cドライブ全体をHDPX－UTSにバックアップ（リカバリー領域も含めて）した。</w:t>
       </w:r>
-    </w:p>
-    <w:p>
-      <w:pPr>
-        <w:rPr/>
-      </w:pPr>
-      <w:r>
-        <w:rPr>
-          <w:rFonts w:ascii="Arial Unicode MS" w:cs="Arial Unicode MS" w:eastAsia="Arial Unicode MS" w:hAnsi="Arial Unicode MS"/>
+      <w:r>
+        <w:rPr>
+          <w:rtl w:val="0"/>
+        </w:rPr>
+      </w:r>
+    </w:p>
+    <w:p>
+      <w:pPr>
+        <w:rPr/>
+      </w:pPr>
+      <w:r>
+        <w:rPr>
+          <w:rFonts w:ascii="Arimo" w:cs="Arimo" w:eastAsia="Arimo" w:hAnsi="Arimo"/>
           <w:rtl w:val="0"/>
         </w:rPr>
         <w:t xml:space="preserve">回復ドライブは作成していない。</w:t>
       </w:r>
+      <w:r>
+        <w:rPr>
+          <w:rtl w:val="0"/>
+        </w:rPr>
+      </w:r>
     </w:p>
     <w:p>
       <w:pPr>
         <w:pStyle w:val="Heading1"/>
         <w:rPr/>
       </w:pPr>
-      <w:bookmarkStart w:colFirst="0" w:colLast="0" w:name="_3dsa1tenci4n" w:id="5"/>
+      <w:bookmarkStart w:colFirst="0" w:colLast="0" w:name="_5s8wfexoz4w5" w:id="5"/>
       <w:bookmarkEnd w:id="5"/>
       <w:r>
         <w:rPr>
-          <w:rFonts w:ascii="Arial Unicode MS" w:cs="Arial Unicode MS" w:eastAsia="Arial Unicode MS" w:hAnsi="Arial Unicode MS"/>
+          <w:rFonts w:ascii="Arimo" w:cs="Arimo" w:eastAsia="Arimo" w:hAnsi="Arimo"/>
           <w:rtl w:val="0"/>
         </w:rPr>
         <w:t xml:space="preserve">バッテリー</w:t>
       </w:r>
-    </w:p>
-    <w:p>
-      <w:pPr>
-        <w:rPr/>
-      </w:pPr>
-      <w:r>
-        <w:rPr>
-          <w:rFonts w:ascii="Arial Unicode MS" w:cs="Arial Unicode MS" w:eastAsia="Arial Unicode MS" w:hAnsi="Arial Unicode MS"/>
+      <w:r>
+        <w:rPr>
+          <w:rtl w:val="0"/>
+        </w:rPr>
+      </w:r>
+    </w:p>
+    <w:p>
+      <w:pPr>
+        <w:rPr/>
+      </w:pPr>
+      <w:r>
+        <w:rPr>
+          <w:rFonts w:ascii="Arimo" w:cs="Arimo" w:eastAsia="Arimo" w:hAnsi="Arimo"/>
           <w:rtl w:val="0"/>
         </w:rPr>
         <w:t xml:space="preserve">USB PDの電源(45, 60W)が使える。ただし下のコネクタのみ。</w:t>
       </w:r>
+      <w:r>
+        <w:rPr>
+          <w:rtl w:val="0"/>
+        </w:rPr>
+      </w:r>
     </w:p>
     <w:p>
       <w:pPr>
         <w:pStyle w:val="Heading2"/>
         <w:rPr/>
       </w:pPr>
-      <w:bookmarkStart w:colFirst="0" w:colLast="0" w:name="_pwx0e3zg2oqy" w:id="6"/>
+      <w:bookmarkStart w:colFirst="0" w:colLast="0" w:name="_g7h2zuftzn06" w:id="6"/>
       <w:bookmarkEnd w:id="6"/>
       <w:r>
         <w:rPr>
@@ -1345,7 +1485,7 @@
         <w:pStyle w:val="Heading2"/>
         <w:rPr/>
       </w:pPr>
-      <w:bookmarkStart w:colFirst="0" w:colLast="0" w:name="_z3j3p8e2z4z0" w:id="7"/>
+      <w:bookmarkStart w:colFirst="0" w:colLast="0" w:name="_93vuez456neg" w:id="7"/>
       <w:bookmarkEnd w:id="7"/>
       <w:r>
         <w:rPr>
@@ -1360,10 +1500,15 @@
       </w:pPr>
       <w:r>
         <w:rPr>
-          <w:rFonts w:ascii="Arial Unicode MS" w:cs="Arial Unicode MS" w:eastAsia="Arial Unicode MS" w:hAnsi="Arial Unicode MS"/>
+          <w:rFonts w:ascii="Arimo" w:cs="Arimo" w:eastAsia="Arimo" w:hAnsi="Arimo"/>
           <w:rtl w:val="0"/>
         </w:rPr>
         <w:t xml:space="preserve">バッテリーが膨らんだので交換した。</w:t>
+      </w:r>
+      <w:r>
+        <w:rPr>
+          <w:rtl w:val="0"/>
+        </w:rPr>
       </w:r>
     </w:p>
     <w:p>
@@ -1376,12 +1521,12 @@
           <wp:inline distB="114300" distT="114300" distL="114300" distR="114300">
             <wp:extent cx="6105600" cy="1739900"/>
             <wp:effectExtent b="0" l="0" r="0" t="0"/>
-            <wp:docPr id="2" name="image1.png"/>
+            <wp:docPr id="3" name="image3.png"/>
             <a:graphic>
               <a:graphicData uri="http://schemas.openxmlformats.org/drawingml/2006/picture">
                 <pic:pic>
                   <pic:nvPicPr>
-                    <pic:cNvPr id="0" name="image1.png"/>
+                    <pic:cNvPr id="0" name="image3.png"/>
                     <pic:cNvPicPr preferRelativeResize="0"/>
                   </pic:nvPicPr>
                   <pic:blipFill>
@@ -1442,38 +1587,53 @@
         <w:pStyle w:val="Heading1"/>
         <w:rPr/>
       </w:pPr>
-      <w:bookmarkStart w:colFirst="0" w:colLast="0" w:name="_inqccc72d5p9" w:id="8"/>
+      <w:bookmarkStart w:colFirst="0" w:colLast="0" w:name="_ankrlrstqj53" w:id="8"/>
       <w:bookmarkEnd w:id="8"/>
       <w:r>
         <w:rPr>
-          <w:rFonts w:ascii="Arial Unicode MS" w:cs="Arial Unicode MS" w:eastAsia="Arial Unicode MS" w:hAnsi="Arial Unicode MS"/>
+          <w:rFonts w:ascii="Arimo" w:cs="Arimo" w:eastAsia="Arimo" w:hAnsi="Arimo"/>
           <w:rtl w:val="0"/>
         </w:rPr>
         <w:t xml:space="preserve">BIOS起動</w:t>
       </w:r>
-    </w:p>
-    <w:p>
-      <w:pPr>
-        <w:rPr/>
-      </w:pPr>
-      <w:r>
-        <w:rPr>
-          <w:rFonts w:ascii="Arial Unicode MS" w:cs="Arial Unicode MS" w:eastAsia="Arial Unicode MS" w:hAnsi="Arial Unicode MS"/>
+      <w:r>
+        <w:rPr>
+          <w:rtl w:val="0"/>
+        </w:rPr>
+      </w:r>
+    </w:p>
+    <w:p>
+      <w:pPr>
+        <w:rPr/>
+      </w:pPr>
+      <w:r>
+        <w:rPr>
+          <w:rFonts w:ascii="Arimo" w:cs="Arimo" w:eastAsia="Arimo" w:hAnsi="Arimo"/>
           <w:rtl w:val="0"/>
         </w:rPr>
         <w:t xml:space="preserve">キーボードを装着した状態で、起動ロゴ表示中にEsc(Fn+Backquote)押下するとBIOS画面に入れる。</w:t>
       </w:r>
-    </w:p>
-    <w:p>
-      <w:pPr>
-        <w:rPr/>
-      </w:pPr>
-      <w:r>
-        <w:rPr>
-          <w:rFonts w:ascii="Arial Unicode MS" w:cs="Arial Unicode MS" w:eastAsia="Arial Unicode MS" w:hAnsi="Arial Unicode MS"/>
-          <w:rtl w:val="0"/>
-        </w:rPr>
-        <w:t xml:space="preserve">回復ドライブで起動すると画面は縦長固定で、タッチパネルは無効なので注意する。キーボードがないと操作できない。</w:t>
+      <w:r>
+        <w:rPr>
+          <w:rtl w:val="0"/>
+        </w:rPr>
+      </w:r>
+    </w:p>
+    <w:p>
+      <w:pPr>
+        <w:rPr/>
+      </w:pPr>
+      <w:r>
+        <w:rPr>
+          <w:rFonts w:ascii="Arimo" w:cs="Arimo" w:eastAsia="Arimo" w:hAnsi="Arimo"/>
+          <w:rtl w:val="0"/>
+        </w:rPr>
+        <w:t xml:space="preserve">回復ドライブで起動すると画面は縦長固定で、タッチパネルは無効なので注意する。キーボードまたはマウスがないと操作できない。</w:t>
+      </w:r>
+      <w:r>
+        <w:rPr>
+          <w:rtl w:val="0"/>
+        </w:rPr>
       </w:r>
     </w:p>
     <w:p>
@@ -1481,29 +1641,39 @@
         <w:pStyle w:val="Heading1"/>
         <w:rPr/>
       </w:pPr>
-      <w:bookmarkStart w:colFirst="0" w:colLast="0" w:name="_bfvbvb29z39c" w:id="9"/>
+      <w:bookmarkStart w:colFirst="0" w:colLast="0" w:name="_1tamdx8v5u9o" w:id="9"/>
       <w:bookmarkEnd w:id="9"/>
       <w:r>
         <w:rPr>
-          <w:rFonts w:ascii="Arial Unicode MS" w:cs="Arial Unicode MS" w:eastAsia="Arial Unicode MS" w:hAnsi="Arial Unicode MS"/>
+          <w:rFonts w:ascii="Arimo" w:cs="Arimo" w:eastAsia="Arimo" w:hAnsi="Arimo"/>
           <w:rtl w:val="0"/>
         </w:rPr>
         <w:t xml:space="preserve">ディスク性能</w:t>
       </w:r>
+      <w:r>
+        <w:rPr>
+          <w:rtl w:val="0"/>
+        </w:rPr>
+      </w:r>
     </w:p>
     <w:p>
       <w:pPr>
         <w:pStyle w:val="Heading2"/>
         <w:rPr/>
       </w:pPr>
-      <w:bookmarkStart w:colFirst="0" w:colLast="0" w:name="_4ds2s4vdbqeh" w:id="10"/>
+      <w:bookmarkStart w:colFirst="0" w:colLast="0" w:name="_hb2xmt4zb32b" w:id="10"/>
       <w:bookmarkEnd w:id="10"/>
       <w:r>
         <w:rPr>
-          <w:rFonts w:ascii="Arial Unicode MS" w:cs="Arial Unicode MS" w:eastAsia="Arial Unicode MS" w:hAnsi="Arial Unicode MS"/>
+          <w:rFonts w:ascii="Arimo" w:cs="Arimo" w:eastAsia="Arimo" w:hAnsi="Arimo"/>
           <w:rtl w:val="0"/>
         </w:rPr>
         <w:t xml:space="preserve">Cドライブ</w:t>
+      </w:r>
+      <w:r>
+        <w:rPr>
+          <w:rtl w:val="0"/>
+        </w:rPr>
       </w:r>
     </w:p>
     <w:p>
@@ -1516,12 +1686,12 @@
           <wp:inline distB="114300" distT="114300" distL="114300" distR="114300">
             <wp:extent cx="6105600" cy="4445000"/>
             <wp:effectExtent b="0" l="0" r="0" t="0"/>
-            <wp:docPr id="5" name="image3.png"/>
+            <wp:docPr id="2" name="image2.png"/>
             <a:graphic>
               <a:graphicData uri="http://schemas.openxmlformats.org/drawingml/2006/picture">
                 <pic:pic>
                   <pic:nvPicPr>
-                    <pic:cNvPr id="0" name="image3.png"/>
+                    <pic:cNvPr id="0" name="image2.png"/>
                     <pic:cNvPicPr preferRelativeResize="0"/>
                   </pic:nvPicPr>
                   <pic:blipFill>
@@ -1556,7 +1726,7 @@
         <w:pStyle w:val="Heading2"/>
         <w:rPr/>
       </w:pPr>
-      <w:bookmarkStart w:colFirst="0" w:colLast="0" w:name="_dy5ncaf5pfbs" w:id="11"/>
+      <w:bookmarkStart w:colFirst="0" w:colLast="0" w:name="_hijxdhui0rap" w:id="11"/>
       <w:bookmarkEnd w:id="11"/>
       <w:r>
         <w:rPr>
@@ -1575,12 +1745,12 @@
           <wp:inline distB="114300" distT="114300" distL="114300" distR="114300">
             <wp:extent cx="6105600" cy="4445000"/>
             <wp:effectExtent b="0" l="0" r="0" t="0"/>
-            <wp:docPr id="4" name="image4.png"/>
+            <wp:docPr id="5" name="image5.png"/>
             <a:graphic>
               <a:graphicData uri="http://schemas.openxmlformats.org/drawingml/2006/picture">
                 <pic:pic>
                   <pic:nvPicPr>
-                    <pic:cNvPr id="0" name="image4.png"/>
+                    <pic:cNvPr id="0" name="image5.png"/>
                     <pic:cNvPicPr preferRelativeResize="0"/>
                   </pic:nvPicPr>
                   <pic:blipFill>
@@ -1615,14 +1785,19 @@
         <w:pStyle w:val="Heading1"/>
         <w:rPr/>
       </w:pPr>
-      <w:bookmarkStart w:colFirst="0" w:colLast="0" w:name="_opodmogytdng" w:id="12"/>
+      <w:bookmarkStart w:colFirst="0" w:colLast="0" w:name="_sc5oq6avxwsk" w:id="12"/>
       <w:bookmarkEnd w:id="12"/>
       <w:r>
         <w:rPr>
-          <w:rFonts w:ascii="Arial Unicode MS" w:cs="Arial Unicode MS" w:eastAsia="Arial Unicode MS" w:hAnsi="Arial Unicode MS"/>
+          <w:rFonts w:ascii="Arimo" w:cs="Arimo" w:eastAsia="Arimo" w:hAnsi="Arimo"/>
           <w:rtl w:val="0"/>
         </w:rPr>
         <w:t xml:space="preserve">バッテリー</w:t>
+      </w:r>
+      <w:r>
+        <w:rPr>
+          <w:rtl w:val="0"/>
+        </w:rPr>
       </w:r>
     </w:p>
     <w:p>
@@ -1635,12 +1810,12 @@
           <wp:inline distB="114300" distT="114300" distL="114300" distR="114300">
             <wp:extent cx="6105600" cy="3898900"/>
             <wp:effectExtent b="0" l="0" r="0" t="0"/>
-            <wp:docPr id="1" name="image2.png"/>
+            <wp:docPr id="4" name="image4.png"/>
             <a:graphic>
               <a:graphicData uri="http://schemas.openxmlformats.org/drawingml/2006/picture">
                 <pic:pic>
                   <pic:nvPicPr>
-                    <pic:cNvPr id="0" name="image2.png"/>
+                    <pic:cNvPr id="0" name="image4.png"/>
                     <pic:cNvPicPr preferRelativeResize="0"/>
                   </pic:nvPicPr>
                   <pic:blipFill>
@@ -1724,7 +1899,6 @@
             <w:pPr>
               <w:keepNext w:val="0"/>
               <w:keepLines w:val="0"/>
-              <w:pageBreakBefore w:val="0"/>
               <w:widowControl w:val="0"/>
               <w:pBdr>
                 <w:top w:space="0" w:sz="0" w:val="nil"/>
@@ -1750,7 +1924,6 @@
             <w:pPr>
               <w:keepNext w:val="0"/>
               <w:keepLines w:val="0"/>
-              <w:pageBreakBefore w:val="0"/>
               <w:widowControl w:val="0"/>
               <w:pBdr>
                 <w:top w:space="0" w:sz="0" w:val="nil"/>
@@ -1767,17 +1940,21 @@
             </w:pPr>
             <w:r>
               <w:rPr>
-                <w:rFonts w:ascii="Arial Unicode MS" w:cs="Arial Unicode MS" w:eastAsia="Arial Unicode MS" w:hAnsi="Arial Unicode MS"/>
+                <w:rFonts w:ascii="Arimo" w:cs="Arimo" w:eastAsia="Arimo" w:hAnsi="Arimo"/>
                 <w:rtl w:val="0"/>
               </w:rPr>
               <w:t xml:space="preserve">可充式锂离子电池组</w:t>
+            </w:r>
+            <w:r>
+              <w:rPr>
+                <w:rtl w:val="0"/>
+              </w:rPr>
             </w:r>
           </w:p>
           <w:p>
             <w:pPr>
               <w:keepNext w:val="0"/>
               <w:keepLines w:val="0"/>
-              <w:pageBreakBefore w:val="0"/>
               <w:widowControl w:val="0"/>
               <w:pBdr>
                 <w:top w:space="0" w:sz="0" w:val="nil"/>
@@ -1803,7 +1980,6 @@
             <w:pPr>
               <w:keepNext w:val="0"/>
               <w:keepLines w:val="0"/>
-              <w:pageBreakBefore w:val="0"/>
               <w:widowControl w:val="0"/>
               <w:pBdr>
                 <w:top w:space="0" w:sz="0" w:val="nil"/>
@@ -1829,7 +2005,6 @@
             <w:pPr>
               <w:keepNext w:val="0"/>
               <w:keepLines w:val="0"/>
-              <w:pageBreakBefore w:val="0"/>
               <w:widowControl w:val="0"/>
               <w:pBdr>
                 <w:top w:space="0" w:sz="0" w:val="nil"/>
@@ -1846,17 +2021,21 @@
             </w:pPr>
             <w:r>
               <w:rPr>
-                <w:rFonts w:ascii="Arial Unicode MS" w:cs="Arial Unicode MS" w:eastAsia="Arial Unicode MS" w:hAnsi="Arial Unicode MS"/>
+                <w:rFonts w:ascii="Arimo" w:cs="Arimo" w:eastAsia="Arimo" w:hAnsi="Arimo"/>
                 <w:rtl w:val="0"/>
               </w:rPr>
               <w:t xml:space="preserve">Nominal Voltage(标称电压):7.6V</w:t>
+            </w:r>
+            <w:r>
+              <w:rPr>
+                <w:rtl w:val="0"/>
+              </w:rPr>
             </w:r>
           </w:p>
           <w:p>
             <w:pPr>
               <w:keepNext w:val="0"/>
               <w:keepLines w:val="0"/>
-              <w:pageBreakBefore w:val="0"/>
               <w:widowControl w:val="0"/>
               <w:pBdr>
                 <w:top w:space="0" w:sz="0" w:val="nil"/>
@@ -1882,7 +2061,6 @@
             <w:pPr>
               <w:keepNext w:val="0"/>
               <w:keepLines w:val="0"/>
-              <w:pageBreakBefore w:val="0"/>
               <w:widowControl w:val="0"/>
               <w:pBdr>
                 <w:top w:space="0" w:sz="0" w:val="nil"/>
@@ -1899,17 +2077,21 @@
             </w:pPr>
             <w:r>
               <w:rPr>
-                <w:rFonts w:ascii="Arial Unicode MS" w:cs="Arial Unicode MS" w:eastAsia="Arial Unicode MS" w:hAnsi="Arial Unicode MS"/>
+                <w:rFonts w:ascii="Arimo" w:cs="Arimo" w:eastAsia="Arimo" w:hAnsi="Arimo"/>
                 <w:rtl w:val="0"/>
               </w:rPr>
               <w:t xml:space="preserve">Charge Limited Voltage(充电限制电压):8.7V</w:t>
+            </w:r>
+            <w:r>
+              <w:rPr>
+                <w:rtl w:val="0"/>
+              </w:rPr>
             </w:r>
           </w:p>
           <w:p>
             <w:pPr>
               <w:keepNext w:val="0"/>
               <w:keepLines w:val="0"/>
-              <w:pageBreakBefore w:val="0"/>
               <w:widowControl w:val="0"/>
               <w:pBdr>
                 <w:top w:space="0" w:sz="0" w:val="nil"/>
@@ -1935,7 +2117,6 @@
             <w:pPr>
               <w:keepNext w:val="0"/>
               <w:keepLines w:val="0"/>
-              <w:pageBreakBefore w:val="0"/>
               <w:widowControl w:val="0"/>
               <w:pBdr>
                 <w:top w:space="0" w:sz="0" w:val="nil"/>
@@ -1952,17 +2133,21 @@
             </w:pPr>
             <w:r>
               <w:rPr>
-                <w:rFonts w:ascii="Arial Unicode MS" w:cs="Arial Unicode MS" w:eastAsia="Arial Unicode MS" w:hAnsi="Arial Unicode MS"/>
+                <w:rFonts w:ascii="Arimo" w:cs="Arimo" w:eastAsia="Arimo" w:hAnsi="Arimo"/>
                 <w:rtl w:val="0"/>
               </w:rPr>
               <w:t xml:space="preserve">Red wire(红线) "+", Black wire(黒线)"-"</w:t>
+            </w:r>
+            <w:r>
+              <w:rPr>
+                <w:rtl w:val="0"/>
+              </w:rPr>
             </w:r>
           </w:p>
           <w:p>
             <w:pPr>
               <w:keepNext w:val="0"/>
               <w:keepLines w:val="0"/>
-              <w:pageBreakBefore w:val="0"/>
               <w:widowControl w:val="0"/>
               <w:pBdr>
                 <w:top w:space="0" w:sz="0" w:val="nil"/>
@@ -1988,7 +2173,6 @@
             <w:pPr>
               <w:keepNext w:val="0"/>
               <w:keepLines w:val="0"/>
-              <w:pageBreakBefore w:val="0"/>
               <w:widowControl w:val="0"/>
               <w:pBdr>
                 <w:top w:space="0" w:sz="0" w:val="nil"/>
@@ -2014,7 +2198,6 @@
             <w:pPr>
               <w:keepNext w:val="0"/>
               <w:keepLines w:val="0"/>
-              <w:pageBreakBefore w:val="0"/>
               <w:widowControl w:val="0"/>
               <w:pBdr>
                 <w:top w:space="0" w:sz="0" w:val="nil"/>
@@ -2040,7 +2223,6 @@
             <w:pPr>
               <w:keepNext w:val="0"/>
               <w:keepLines w:val="0"/>
-              <w:pageBreakBefore w:val="0"/>
               <w:widowControl w:val="0"/>
               <w:pBdr>
                 <w:top w:space="0" w:sz="0" w:val="nil"/>
@@ -2066,7 +2248,6 @@
             <w:pPr>
               <w:keepNext w:val="0"/>
               <w:keepLines w:val="0"/>
-              <w:pageBreakBefore w:val="0"/>
               <w:widowControl w:val="0"/>
               <w:pBdr>
                 <w:top w:space="0" w:sz="0" w:val="nil"/>
@@ -2083,10 +2264,15 @@
             </w:pPr>
             <w:r>
               <w:rPr>
-                <w:rFonts w:ascii="Arial Unicode MS" w:cs="Arial Unicode MS" w:eastAsia="Arial Unicode MS" w:hAnsi="Arial Unicode MS"/>
+                <w:rFonts w:ascii="Arimo" w:cs="Arimo" w:eastAsia="Arimo" w:hAnsi="Arimo"/>
                 <w:rtl w:val="0"/>
               </w:rPr>
               <w:t xml:space="preserve">请参阅用户手册或遵循当地进行规则进行报废处理</w:t>
+            </w:r>
+            <w:r>
+              <w:rPr>
+                <w:rtl w:val="0"/>
+              </w:rPr>
             </w:r>
           </w:p>
         </w:tc>
@@ -2103,12 +2289,28 @@
       </w:r>
     </w:p>
     <w:sectPr>
+      <w:headerReference r:id="rId11" w:type="default"/>
       <w:pgSz w:h="16838" w:w="11906" w:orient="portrait"/>
       <w:pgMar w:bottom="850.3937007874016" w:top="850.3937007874016" w:left="1440.0000000000002" w:right="850.3937007874016" w:header="720" w:footer="720"/>
       <w:pgNumType w:start="1"/>
     </w:sectPr>
   </w:body>
 </w:document>
+</file>
+
+<file path=word/header1.xml><?xml version="1.0" encoding="utf-8"?>
+<w:hdr xmlns:mc="http://schemas.openxmlformats.org/markup-compatibility/2006" xmlns:o="urn:schemas-microsoft-com:office:office" xmlns:r="http://schemas.openxmlformats.org/officeDocument/2006/relationships" xmlns:m="http://schemas.openxmlformats.org/officeDocument/2006/math" xmlns:v="urn:schemas-microsoft-com:vml" xmlns:wp="http://schemas.openxmlformats.org/drawingml/2006/wordprocessingDrawing" xmlns:w10="urn:schemas-microsoft-com:office:word" xmlns:w="http://schemas.openxmlformats.org/wordprocessingml/2006/main" xmlns:wne="http://schemas.microsoft.com/office/word/2006/wordml" xmlns:sl="http://schemas.openxmlformats.org/schemaLibrary/2006/main" xmlns:a="http://schemas.openxmlformats.org/drawingml/2006/main" xmlns:pic="http://schemas.openxmlformats.org/drawingml/2006/picture" xmlns:c="http://schemas.openxmlformats.org/drawingml/2006/chart" xmlns:lc="http://schemas.openxmlformats.org/drawingml/2006/lockedCanvas" xmlns:dgm="http://schemas.openxmlformats.org/drawingml/2006/diagram" xmlns:wps="http://schemas.microsoft.com/office/word/2010/wordprocessingShape" xmlns:wpg="http://schemas.microsoft.com/office/word/2010/wordprocessingGroup" xmlns:w14="http://schemas.microsoft.com/office/word/2010/wordml" xmlns:w15="http://schemas.microsoft.com/office/word/2012/wordml" xmlns:w16="http://schemas.microsoft.com/office/word/2018/wordml" xmlns:w16cex="http://schemas.microsoft.com/office/word/2018/wordml/cex" xmlns:w16cid="http://schemas.microsoft.com/office/word/2016/wordml/cid" xmlns="http://schemas.microsoft.com/office/tasks/2019/documenttasks" xmlns:cr="http://schemas.microsoft.com/office/comments/2020/reactions">
+  <w:p>
+    <w:pPr>
+      <w:rPr/>
+    </w:pPr>
+    <w:r>
+      <w:rPr>
+        <w:rtl w:val="0"/>
+      </w:rPr>
+    </w:r>
+  </w:p>
+</w:hdr>
 </file>
 
 <file path=word/numbering.xml><?xml version="1.0" encoding="utf-8"?>
@@ -2173,6 +2375,7 @@
     </w:pPr>
     <w:rPr>
       <w:b w:val="0"/>
+      <w:bCs w:val="0"/>
       <w:sz w:val="32"/>
       <w:szCs w:val="32"/>
     </w:rPr>
@@ -2189,6 +2392,7 @@
     </w:pPr>
     <w:rPr>
       <w:b w:val="0"/>
+      <w:bCs w:val="0"/>
       <w:color w:val="434343"/>
       <w:sz w:val="28"/>
       <w:szCs w:val="28"/>
@@ -2238,6 +2442,7 @@
     </w:pPr>
     <w:rPr>
       <w:i w:val="1"/>
+      <w:iCs w:val="1"/>
       <w:color w:val="666666"/>
       <w:sz w:val="22"/>
       <w:szCs w:val="22"/>
@@ -2271,6 +2476,7 @@
     <w:rPr>
       <w:rFonts w:ascii="Arial" w:cs="Arial" w:eastAsia="Arial" w:hAnsi="Arial"/>
       <w:i w:val="0"/>
+      <w:iCs w:val="0"/>
       <w:color w:val="666666"/>
       <w:sz w:val="30"/>
       <w:szCs w:val="30"/>
@@ -2281,7 +2487,12 @@
     <w:tblPr>
       <w:tblStyleRowBandSize w:val="1"/>
       <w:tblStyleColBandSize w:val="1"/>
-      <w:tblCellMar/>
+      <w:tblCellMar>
+        <w:top w:w="100.0" w:type="dxa"/>
+        <w:left w:w="100.0" w:type="dxa"/>
+        <w:bottom w:w="100.0" w:type="dxa"/>
+        <w:right w:w="100.0" w:type="dxa"/>
+      </w:tblCellMar>
     </w:tblPr>
   </w:style>
   <w:style w:type="table" w:styleId="Table2">
@@ -2289,7 +2500,12 @@
     <w:tblPr>
       <w:tblStyleRowBandSize w:val="1"/>
       <w:tblStyleColBandSize w:val="1"/>
-      <w:tblCellMar/>
+      <w:tblCellMar>
+        <w:top w:w="100.0" w:type="dxa"/>
+        <w:left w:w="100.0" w:type="dxa"/>
+        <w:bottom w:w="100.0" w:type="dxa"/>
+        <w:right w:w="100.0" w:type="dxa"/>
+      </w:tblCellMar>
     </w:tblPr>
   </w:style>
   <w:style w:type="table" w:styleId="Table3">
